--- a/docs/PROJECT_SUMMARY.docx
+++ b/docs/PROJECT_SUMMARY.docx
@@ -6515,6 +6515,2588 @@
       </w:r>
       <w:r>
         <w:t>.</w:t>
+      </w:r>
+    </w:p>
+    <w:p>
+      <w:pPr>
+        <w:pStyle w:val="Heading3"/>
+      </w:pPr>
+      <w:r>
+        <w:t>By season, and by storm</w:t>
+      </w:r>
+    </w:p>
+    <w:p>
+      <w:r>
+        <w:t>An annual mean hides most of what matters. The shipped product beats the tree pipeline by about 0.13 mm/day over the whole record — a number §2.8 argues is too small to act on by itself. Split by season, that single number is three different stories:</w:t>
+      </w:r>
+    </w:p>
+    <w:tbl>
+      <w:tblPr>
+        <w:tblStyle w:val="TableGrid"/>
+        <w:tblW w:type="auto" w:w="0"/>
+        <w:jc w:val="center"/>
+        <w:tblLook w:firstColumn="1" w:firstRow="1" w:lastColumn="0" w:lastRow="0" w:noHBand="0" w:noVBand="1" w:val="04A0"/>
+      </w:tblPr>
+      <w:tblGrid>
+        <w:gridCol w:w="1170"/>
+        <w:gridCol w:w="1170"/>
+        <w:gridCol w:w="1170"/>
+        <w:gridCol w:w="1170"/>
+        <w:gridCol w:w="1170"/>
+        <w:gridCol w:w="1170"/>
+        <w:gridCol w:w="1170"/>
+        <w:gridCol w:w="1170"/>
+      </w:tblGrid>
+      <w:tr>
+        <w:tc>
+          <w:tcPr>
+            <w:tcW w:type="dxa" w:w="1170"/>
+            <w:shd w:val="clear" w:fill="DCE6F1"/>
+          </w:tcPr>
+          <w:p>
+            <w:r>
+              <w:rPr>
+                <w:b/>
+                <w:sz w:val="18"/>
+              </w:rPr>
+            </w:r>
+            <w:r>
+              <w:rPr>
+                <w:b/>
+                <w:sz w:val="18"/>
+              </w:rPr>
+              <w:t>season</w:t>
+            </w:r>
+          </w:p>
+        </w:tc>
+        <w:tc>
+          <w:tcPr>
+            <w:tcW w:type="dxa" w:w="1170"/>
+            <w:shd w:val="clear" w:fill="DCE6F1"/>
+          </w:tcPr>
+          <w:p>
+            <w:r>
+              <w:rPr>
+                <w:b/>
+                <w:sz w:val="18"/>
+              </w:rPr>
+            </w:r>
+            <w:r>
+              <w:rPr>
+                <w:b/>
+                <w:sz w:val="18"/>
+              </w:rPr>
+              <w:t>days</w:t>
+            </w:r>
+          </w:p>
+        </w:tc>
+        <w:tc>
+          <w:tcPr>
+            <w:tcW w:type="dxa" w:w="1170"/>
+            <w:shd w:val="clear" w:fill="DCE6F1"/>
+          </w:tcPr>
+          <w:p>
+            <w:r>
+              <w:rPr>
+                <w:b/>
+                <w:sz w:val="18"/>
+              </w:rPr>
+            </w:r>
+            <w:r>
+              <w:rPr>
+                <w:b/>
+                <w:sz w:val="18"/>
+              </w:rPr>
+              <w:t>M1 RMSE</w:t>
+            </w:r>
+          </w:p>
+        </w:tc>
+        <w:tc>
+          <w:tcPr>
+            <w:tcW w:type="dxa" w:w="1170"/>
+            <w:shd w:val="clear" w:fill="DCE6F1"/>
+          </w:tcPr>
+          <w:p>
+            <w:r>
+              <w:rPr>
+                <w:b/>
+                <w:sz w:val="18"/>
+              </w:rPr>
+            </w:r>
+            <w:r>
+              <w:rPr>
+                <w:b/>
+                <w:sz w:val="18"/>
+              </w:rPr>
+              <w:t>XGBoost</w:t>
+            </w:r>
+          </w:p>
+        </w:tc>
+        <w:tc>
+          <w:tcPr>
+            <w:tcW w:type="dxa" w:w="1170"/>
+            <w:shd w:val="clear" w:fill="DCE6F1"/>
+          </w:tcPr>
+          <w:p>
+            <w:r>
+              <w:rPr>
+                <w:b/>
+                <w:sz w:val="18"/>
+              </w:rPr>
+            </w:r>
+            <w:r>
+              <w:rPr>
+                <w:b/>
+                <w:sz w:val="18"/>
+              </w:rPr>
+              <w:t>difference</w:t>
+            </w:r>
+          </w:p>
+        </w:tc>
+        <w:tc>
+          <w:tcPr>
+            <w:tcW w:type="dxa" w:w="1170"/>
+            <w:shd w:val="clear" w:fill="DCE6F1"/>
+          </w:tcPr>
+          <w:p>
+            <w:r>
+              <w:rPr>
+                <w:b/>
+                <w:sz w:val="18"/>
+              </w:rPr>
+            </w:r>
+            <w:r>
+              <w:rPr>
+                <w:b/>
+                <w:sz w:val="18"/>
+              </w:rPr>
+              <w:t>M1 POD</w:t>
+            </w:r>
+          </w:p>
+        </w:tc>
+        <w:tc>
+          <w:tcPr>
+            <w:tcW w:type="dxa" w:w="1170"/>
+            <w:shd w:val="clear" w:fill="DCE6F1"/>
+          </w:tcPr>
+          <w:p>
+            <w:r>
+              <w:rPr>
+                <w:b/>
+                <w:sz w:val="18"/>
+              </w:rPr>
+            </w:r>
+            <w:r>
+              <w:rPr>
+                <w:b/>
+                <w:sz w:val="18"/>
+              </w:rPr>
+              <w:t>XGBoost</w:t>
+            </w:r>
+          </w:p>
+        </w:tc>
+        <w:tc>
+          <w:tcPr>
+            <w:tcW w:type="dxa" w:w="1170"/>
+            <w:shd w:val="clear" w:fill="DCE6F1"/>
+          </w:tcPr>
+          <w:p>
+            <w:r>
+              <w:rPr>
+                <w:b/>
+                <w:sz w:val="18"/>
+              </w:rPr>
+            </w:r>
+            <w:r>
+              <w:rPr>
+                <w:b/>
+                <w:sz w:val="18"/>
+              </w:rPr>
+              <w:t>difference</w:t>
+            </w:r>
+          </w:p>
+        </w:tc>
+      </w:tr>
+      <w:tr>
+        <w:tc>
+          <w:tcPr>
+            <w:tcW w:type="dxa" w:w="1170"/>
+          </w:tcPr>
+          <w:p>
+            <w:r>
+              <w:rPr>
+                <w:sz w:val="18"/>
+              </w:rPr>
+            </w:r>
+            <w:r>
+              <w:rPr>
+                <w:sz w:val="18"/>
+              </w:rPr>
+              <w:t>DJF (winter)</w:t>
+            </w:r>
+          </w:p>
+        </w:tc>
+        <w:tc>
+          <w:tcPr>
+            <w:tcW w:type="dxa" w:w="1170"/>
+          </w:tcPr>
+          <w:p>
+            <w:r>
+              <w:rPr>
+                <w:sz w:val="18"/>
+              </w:rPr>
+            </w:r>
+            <w:r>
+              <w:rPr>
+                <w:sz w:val="18"/>
+              </w:rPr>
+              <w:t>181</w:t>
+            </w:r>
+          </w:p>
+        </w:tc>
+        <w:tc>
+          <w:tcPr>
+            <w:tcW w:type="dxa" w:w="1170"/>
+          </w:tcPr>
+          <w:p>
+            <w:r>
+              <w:rPr>
+                <w:sz w:val="18"/>
+              </w:rPr>
+            </w:r>
+            <w:r>
+              <w:rPr>
+                <w:sz w:val="18"/>
+              </w:rPr>
+              <w:t>2.693</w:t>
+            </w:r>
+          </w:p>
+        </w:tc>
+        <w:tc>
+          <w:tcPr>
+            <w:tcW w:type="dxa" w:w="1170"/>
+          </w:tcPr>
+          <w:p>
+            <w:r>
+              <w:rPr>
+                <w:sz w:val="18"/>
+              </w:rPr>
+            </w:r>
+            <w:r>
+              <w:rPr>
+                <w:sz w:val="18"/>
+              </w:rPr>
+              <w:t>3.109</w:t>
+            </w:r>
+          </w:p>
+        </w:tc>
+        <w:tc>
+          <w:tcPr>
+            <w:tcW w:type="dxa" w:w="1170"/>
+          </w:tcPr>
+          <w:p>
+            <w:r>
+              <w:rPr>
+                <w:sz w:val="18"/>
+              </w:rPr>
+            </w:r>
+            <w:r>
+              <w:rPr>
+                <w:b/>
+                <w:sz w:val="18"/>
+              </w:rPr>
+              <w:t>-0.416</w:t>
+            </w:r>
+          </w:p>
+        </w:tc>
+        <w:tc>
+          <w:tcPr>
+            <w:tcW w:type="dxa" w:w="1170"/>
+          </w:tcPr>
+          <w:p>
+            <w:r>
+              <w:rPr>
+                <w:sz w:val="18"/>
+              </w:rPr>
+            </w:r>
+            <w:r>
+              <w:rPr>
+                <w:sz w:val="18"/>
+              </w:rPr>
+              <w:t>0.755</w:t>
+            </w:r>
+          </w:p>
+        </w:tc>
+        <w:tc>
+          <w:tcPr>
+            <w:tcW w:type="dxa" w:w="1170"/>
+          </w:tcPr>
+          <w:p>
+            <w:r>
+              <w:rPr>
+                <w:sz w:val="18"/>
+              </w:rPr>
+            </w:r>
+            <w:r>
+              <w:rPr>
+                <w:sz w:val="18"/>
+              </w:rPr>
+              <w:t>0.709</w:t>
+            </w:r>
+          </w:p>
+        </w:tc>
+        <w:tc>
+          <w:tcPr>
+            <w:tcW w:type="dxa" w:w="1170"/>
+          </w:tcPr>
+          <w:p>
+            <w:r>
+              <w:rPr>
+                <w:sz w:val="18"/>
+              </w:rPr>
+            </w:r>
+            <w:r>
+              <w:rPr>
+                <w:sz w:val="18"/>
+              </w:rPr>
+              <w:t>+0.046</w:t>
+            </w:r>
+          </w:p>
+        </w:tc>
+      </w:tr>
+      <w:tr>
+        <w:tc>
+          <w:tcPr>
+            <w:tcW w:type="dxa" w:w="1170"/>
+          </w:tcPr>
+          <w:p>
+            <w:r>
+              <w:rPr>
+                <w:sz w:val="18"/>
+              </w:rPr>
+            </w:r>
+            <w:r>
+              <w:rPr>
+                <w:sz w:val="18"/>
+              </w:rPr>
+              <w:t>MAM (spring)</w:t>
+            </w:r>
+          </w:p>
+        </w:tc>
+        <w:tc>
+          <w:tcPr>
+            <w:tcW w:type="dxa" w:w="1170"/>
+          </w:tcPr>
+          <w:p>
+            <w:r>
+              <w:rPr>
+                <w:sz w:val="18"/>
+              </w:rPr>
+            </w:r>
+            <w:r>
+              <w:rPr>
+                <w:sz w:val="18"/>
+              </w:rPr>
+              <w:t>184</w:t>
+            </w:r>
+          </w:p>
+        </w:tc>
+        <w:tc>
+          <w:tcPr>
+            <w:tcW w:type="dxa" w:w="1170"/>
+          </w:tcPr>
+          <w:p>
+            <w:r>
+              <w:rPr>
+                <w:sz w:val="18"/>
+              </w:rPr>
+            </w:r>
+            <w:r>
+              <w:rPr>
+                <w:sz w:val="18"/>
+              </w:rPr>
+              <w:t>5.185</w:t>
+            </w:r>
+          </w:p>
+        </w:tc>
+        <w:tc>
+          <w:tcPr>
+            <w:tcW w:type="dxa" w:w="1170"/>
+          </w:tcPr>
+          <w:p>
+            <w:r>
+              <w:rPr>
+                <w:sz w:val="18"/>
+              </w:rPr>
+            </w:r>
+            <w:r>
+              <w:rPr>
+                <w:sz w:val="18"/>
+              </w:rPr>
+              <w:t>5.342</w:t>
+            </w:r>
+          </w:p>
+        </w:tc>
+        <w:tc>
+          <w:tcPr>
+            <w:tcW w:type="dxa" w:w="1170"/>
+          </w:tcPr>
+          <w:p>
+            <w:r>
+              <w:rPr>
+                <w:sz w:val="18"/>
+              </w:rPr>
+            </w:r>
+            <w:r>
+              <w:rPr>
+                <w:b/>
+                <w:sz w:val="18"/>
+              </w:rPr>
+              <w:t>-0.158</w:t>
+            </w:r>
+          </w:p>
+        </w:tc>
+        <w:tc>
+          <w:tcPr>
+            <w:tcW w:type="dxa" w:w="1170"/>
+          </w:tcPr>
+          <w:p>
+            <w:r>
+              <w:rPr>
+                <w:sz w:val="18"/>
+              </w:rPr>
+            </w:r>
+            <w:r>
+              <w:rPr>
+                <w:sz w:val="18"/>
+              </w:rPr>
+              <w:t>0.588</w:t>
+            </w:r>
+          </w:p>
+        </w:tc>
+        <w:tc>
+          <w:tcPr>
+            <w:tcW w:type="dxa" w:w="1170"/>
+          </w:tcPr>
+          <w:p>
+            <w:r>
+              <w:rPr>
+                <w:sz w:val="18"/>
+              </w:rPr>
+            </w:r>
+            <w:r>
+              <w:rPr>
+                <w:sz w:val="18"/>
+              </w:rPr>
+              <w:t>0.519</w:t>
+            </w:r>
+          </w:p>
+        </w:tc>
+        <w:tc>
+          <w:tcPr>
+            <w:tcW w:type="dxa" w:w="1170"/>
+          </w:tcPr>
+          <w:p>
+            <w:r>
+              <w:rPr>
+                <w:sz w:val="18"/>
+              </w:rPr>
+            </w:r>
+            <w:r>
+              <w:rPr>
+                <w:sz w:val="18"/>
+              </w:rPr>
+              <w:t>+0.069</w:t>
+            </w:r>
+          </w:p>
+        </w:tc>
+      </w:tr>
+      <w:tr>
+        <w:tc>
+          <w:tcPr>
+            <w:tcW w:type="dxa" w:w="1170"/>
+          </w:tcPr>
+          <w:p>
+            <w:r>
+              <w:rPr>
+                <w:sz w:val="18"/>
+              </w:rPr>
+            </w:r>
+            <w:r>
+              <w:rPr>
+                <w:sz w:val="18"/>
+              </w:rPr>
+              <w:t>JJA (summer)</w:t>
+            </w:r>
+          </w:p>
+        </w:tc>
+        <w:tc>
+          <w:tcPr>
+            <w:tcW w:type="dxa" w:w="1170"/>
+          </w:tcPr>
+          <w:p>
+            <w:r>
+              <w:rPr>
+                <w:sz w:val="18"/>
+              </w:rPr>
+            </w:r>
+            <w:r>
+              <w:rPr>
+                <w:sz w:val="18"/>
+              </w:rPr>
+              <w:t>184</w:t>
+            </w:r>
+          </w:p>
+        </w:tc>
+        <w:tc>
+          <w:tcPr>
+            <w:tcW w:type="dxa" w:w="1170"/>
+          </w:tcPr>
+          <w:p>
+            <w:r>
+              <w:rPr>
+                <w:sz w:val="18"/>
+              </w:rPr>
+            </w:r>
+            <w:r>
+              <w:rPr>
+                <w:sz w:val="18"/>
+              </w:rPr>
+              <w:t>4.923</w:t>
+            </w:r>
+          </w:p>
+        </w:tc>
+        <w:tc>
+          <w:tcPr>
+            <w:tcW w:type="dxa" w:w="1170"/>
+          </w:tcPr>
+          <w:p>
+            <w:r>
+              <w:rPr>
+                <w:sz w:val="18"/>
+              </w:rPr>
+            </w:r>
+            <w:r>
+              <w:rPr>
+                <w:sz w:val="18"/>
+              </w:rPr>
+              <w:t>4.890</w:t>
+            </w:r>
+          </w:p>
+        </w:tc>
+        <w:tc>
+          <w:tcPr>
+            <w:tcW w:type="dxa" w:w="1170"/>
+          </w:tcPr>
+          <w:p>
+            <w:r>
+              <w:rPr>
+                <w:sz w:val="18"/>
+              </w:rPr>
+            </w:r>
+            <w:r>
+              <w:rPr>
+                <w:b/>
+                <w:sz w:val="18"/>
+              </w:rPr>
+              <w:t>+0.033</w:t>
+            </w:r>
+          </w:p>
+        </w:tc>
+        <w:tc>
+          <w:tcPr>
+            <w:tcW w:type="dxa" w:w="1170"/>
+          </w:tcPr>
+          <w:p>
+            <w:r>
+              <w:rPr>
+                <w:sz w:val="18"/>
+              </w:rPr>
+            </w:r>
+            <w:r>
+              <w:rPr>
+                <w:sz w:val="18"/>
+              </w:rPr>
+              <w:t>0.415</w:t>
+            </w:r>
+          </w:p>
+        </w:tc>
+        <w:tc>
+          <w:tcPr>
+            <w:tcW w:type="dxa" w:w="1170"/>
+          </w:tcPr>
+          <w:p>
+            <w:r>
+              <w:rPr>
+                <w:sz w:val="18"/>
+              </w:rPr>
+            </w:r>
+            <w:r>
+              <w:rPr>
+                <w:sz w:val="18"/>
+              </w:rPr>
+              <w:t>0.367</w:t>
+            </w:r>
+          </w:p>
+        </w:tc>
+        <w:tc>
+          <w:tcPr>
+            <w:tcW w:type="dxa" w:w="1170"/>
+          </w:tcPr>
+          <w:p>
+            <w:r>
+              <w:rPr>
+                <w:sz w:val="18"/>
+              </w:rPr>
+            </w:r>
+            <w:r>
+              <w:rPr>
+                <w:sz w:val="18"/>
+              </w:rPr>
+              <w:t>+0.048</w:t>
+            </w:r>
+          </w:p>
+        </w:tc>
+      </w:tr>
+      <w:tr>
+        <w:tc>
+          <w:tcPr>
+            <w:tcW w:type="dxa" w:w="1170"/>
+          </w:tcPr>
+          <w:p>
+            <w:r>
+              <w:rPr>
+                <w:sz w:val="18"/>
+              </w:rPr>
+            </w:r>
+            <w:r>
+              <w:rPr>
+                <w:sz w:val="18"/>
+              </w:rPr>
+              <w:t>SON (autumn)</w:t>
+            </w:r>
+          </w:p>
+        </w:tc>
+        <w:tc>
+          <w:tcPr>
+            <w:tcW w:type="dxa" w:w="1170"/>
+          </w:tcPr>
+          <w:p>
+            <w:r>
+              <w:rPr>
+                <w:sz w:val="18"/>
+              </w:rPr>
+            </w:r>
+            <w:r>
+              <w:rPr>
+                <w:sz w:val="18"/>
+              </w:rPr>
+              <w:t>182</w:t>
+            </w:r>
+          </w:p>
+        </w:tc>
+        <w:tc>
+          <w:tcPr>
+            <w:tcW w:type="dxa" w:w="1170"/>
+          </w:tcPr>
+          <w:p>
+            <w:r>
+              <w:rPr>
+                <w:sz w:val="18"/>
+              </w:rPr>
+            </w:r>
+            <w:r>
+              <w:rPr>
+                <w:sz w:val="18"/>
+              </w:rPr>
+              <w:t>4.565</w:t>
+            </w:r>
+          </w:p>
+        </w:tc>
+        <w:tc>
+          <w:tcPr>
+            <w:tcW w:type="dxa" w:w="1170"/>
+          </w:tcPr>
+          <w:p>
+            <w:r>
+              <w:rPr>
+                <w:sz w:val="18"/>
+              </w:rPr>
+            </w:r>
+            <w:r>
+              <w:rPr>
+                <w:sz w:val="18"/>
+              </w:rPr>
+              <w:t>4.663</w:t>
+            </w:r>
+          </w:p>
+        </w:tc>
+        <w:tc>
+          <w:tcPr>
+            <w:tcW w:type="dxa" w:w="1170"/>
+          </w:tcPr>
+          <w:p>
+            <w:r>
+              <w:rPr>
+                <w:sz w:val="18"/>
+              </w:rPr>
+            </w:r>
+            <w:r>
+              <w:rPr>
+                <w:b/>
+                <w:sz w:val="18"/>
+              </w:rPr>
+              <w:t>-0.098</w:t>
+            </w:r>
+          </w:p>
+        </w:tc>
+        <w:tc>
+          <w:tcPr>
+            <w:tcW w:type="dxa" w:w="1170"/>
+          </w:tcPr>
+          <w:p>
+            <w:r>
+              <w:rPr>
+                <w:sz w:val="18"/>
+              </w:rPr>
+            </w:r>
+            <w:r>
+              <w:rPr>
+                <w:sz w:val="18"/>
+              </w:rPr>
+              <w:t>0.726</w:t>
+            </w:r>
+          </w:p>
+        </w:tc>
+        <w:tc>
+          <w:tcPr>
+            <w:tcW w:type="dxa" w:w="1170"/>
+          </w:tcPr>
+          <w:p>
+            <w:r>
+              <w:rPr>
+                <w:sz w:val="18"/>
+              </w:rPr>
+            </w:r>
+            <w:r>
+              <w:rPr>
+                <w:sz w:val="18"/>
+              </w:rPr>
+              <w:t>0.660</w:t>
+            </w:r>
+          </w:p>
+        </w:tc>
+        <w:tc>
+          <w:tcPr>
+            <w:tcW w:type="dxa" w:w="1170"/>
+          </w:tcPr>
+          <w:p>
+            <w:r>
+              <w:rPr>
+                <w:sz w:val="18"/>
+              </w:rPr>
+            </w:r>
+            <w:r>
+              <w:rPr>
+                <w:sz w:val="18"/>
+              </w:rPr>
+              <w:t>+0.066</w:t>
+            </w:r>
+          </w:p>
+        </w:tc>
+      </w:tr>
+    </w:tbl>
+    <w:p/>
+    <w:p>
+      <w:r>
+        <w:rPr>
+          <w:b/>
+        </w:rPr>
+        <w:t>The annual figure is an average of a large winter gain and a small summer loss.</w:t>
+      </w:r>
+      <w:r>
+        <w:t xml:space="preserve"> In winter, when rain here is frontal and spatially organised, M1 is </w:t>
+      </w:r>
+      <w:r>
+        <w:rPr>
+          <w:b/>
+        </w:rPr>
+        <w:t>0.42 mm/day</w:t>
+      </w:r>
+      <w:r>
+        <w:t xml:space="preserve"> better. In summer, when it is convective and effectively unpredictable at the cell level, it is </w:t>
+      </w:r>
+      <w:r>
+        <w:rPr>
+          <w:b/>
+        </w:rPr>
+        <w:t>0.03 mm/day worse</w:t>
+      </w:r>
+      <w:r>
+        <w:t xml:space="preserve"> — the only season where the tree pipeline wins on error.</w:t>
+      </w:r>
+    </w:p>
+    <w:p>
+      <w:r>
+        <w:rPr>
+          <w:b/>
+        </w:rPr>
+        <w:t>Detection improves in every season, by a similar amount (+0.05 to +0.07).</w:t>
+      </w:r>
+      <w:r>
+        <w:t xml:space="preserve"> That is the more useful statement about this product than any RMSE figure: it does not find heavy rain better in winter and worse in summer, it finds it better throughout, and the seasonal RMSE swing is about how predictable the season is rather than about the model.</w:t>
+      </w:r>
+    </w:p>
+    <w:p>
+      <w:r>
+        <w:t>This is also the clearest case for not judging a rainfall product on annual RMSE. A 0.13 mm/day annual difference contains a 0.42 winter gain, a 0.03 summer loss, and a consistent detection improvement that the annual number does not express at all.</w:t>
+      </w:r>
+    </w:p>
+    <w:p>
+      <w:pPr>
+        <w:pStyle w:val="Heading3"/>
+      </w:pPr>
+      <w:r>
+        <w:t>Individual storms</w:t>
+      </w:r>
+    </w:p>
+    <w:p>
+      <w:r>
+        <w:t xml:space="preserve">Six areal events (domain-wide wet days) and six local events (single-cell extremes), the wettest in the test period. </w:t>
+      </w:r>
+      <w:r>
+        <w:rPr>
+          <w:b/>
+        </w:rPr>
+        <w:t>Peak ratio</w:t>
+      </w:r>
+      <w:r>
+        <w:t xml:space="preserve"> is the fraction of the observed maximum the product reproduces — the quantity a design-storm or flash-flood user cares about.</w:t>
+      </w:r>
+    </w:p>
+    <w:tbl>
+      <w:tblPr>
+        <w:tblStyle w:val="TableGrid"/>
+        <w:tblW w:type="auto" w:w="0"/>
+        <w:jc w:val="center"/>
+        <w:tblLook w:firstColumn="1" w:firstRow="1" w:lastColumn="0" w:lastRow="0" w:noHBand="0" w:noVBand="1" w:val="04A0"/>
+      </w:tblPr>
+      <w:tblGrid>
+        <w:gridCol w:w="1337"/>
+        <w:gridCol w:w="1337"/>
+        <w:gridCol w:w="1337"/>
+        <w:gridCol w:w="1337"/>
+        <w:gridCol w:w="1337"/>
+        <w:gridCol w:w="1337"/>
+        <w:gridCol w:w="1337"/>
+      </w:tblGrid>
+      <w:tr>
+        <w:tc>
+          <w:tcPr>
+            <w:tcW w:type="dxa" w:w="1337"/>
+            <w:shd w:val="clear" w:fill="DCE6F1"/>
+          </w:tcPr>
+          <w:p>
+            <w:r>
+              <w:rPr>
+                <w:b/>
+                <w:sz w:val="18"/>
+              </w:rPr>
+            </w:r>
+            <w:r>
+              <w:rPr>
+                <w:b/>
+                <w:sz w:val="18"/>
+              </w:rPr>
+              <w:t>date</w:t>
+            </w:r>
+          </w:p>
+        </w:tc>
+        <w:tc>
+          <w:tcPr>
+            <w:tcW w:type="dxa" w:w="1337"/>
+            <w:shd w:val="clear" w:fill="DCE6F1"/>
+          </w:tcPr>
+          <w:p>
+            <w:r>
+              <w:rPr>
+                <w:b/>
+                <w:sz w:val="18"/>
+              </w:rPr>
+            </w:r>
+            <w:r>
+              <w:rPr>
+                <w:b/>
+                <w:sz w:val="18"/>
+              </w:rPr>
+              <w:t>kind</w:t>
+            </w:r>
+          </w:p>
+        </w:tc>
+        <w:tc>
+          <w:tcPr>
+            <w:tcW w:type="dxa" w:w="1337"/>
+            <w:shd w:val="clear" w:fill="DCE6F1"/>
+          </w:tcPr>
+          <w:p>
+            <w:r>
+              <w:rPr>
+                <w:b/>
+                <w:sz w:val="18"/>
+              </w:rPr>
+            </w:r>
+            <w:r>
+              <w:rPr>
+                <w:b/>
+                <w:sz w:val="18"/>
+              </w:rPr>
+              <w:t>observed peak (mm)</w:t>
+            </w:r>
+          </w:p>
+        </w:tc>
+        <w:tc>
+          <w:tcPr>
+            <w:tcW w:type="dxa" w:w="1337"/>
+            <w:shd w:val="clear" w:fill="DCE6F1"/>
+          </w:tcPr>
+          <w:p>
+            <w:r>
+              <w:rPr>
+                <w:b/>
+                <w:sz w:val="18"/>
+              </w:rPr>
+            </w:r>
+            <w:r>
+              <w:rPr>
+                <w:b/>
+                <w:sz w:val="18"/>
+              </w:rPr>
+              <w:t>M1 peak</w:t>
+            </w:r>
+          </w:p>
+        </w:tc>
+        <w:tc>
+          <w:tcPr>
+            <w:tcW w:type="dxa" w:w="1337"/>
+            <w:shd w:val="clear" w:fill="DCE6F1"/>
+          </w:tcPr>
+          <w:p>
+            <w:r>
+              <w:rPr>
+                <w:b/>
+                <w:sz w:val="18"/>
+              </w:rPr>
+            </w:r>
+            <w:r>
+              <w:rPr>
+                <w:b/>
+                <w:sz w:val="18"/>
+              </w:rPr>
+              <w:t>XGBoost peak</w:t>
+            </w:r>
+          </w:p>
+        </w:tc>
+        <w:tc>
+          <w:tcPr>
+            <w:tcW w:type="dxa" w:w="1337"/>
+            <w:shd w:val="clear" w:fill="DCE6F1"/>
+          </w:tcPr>
+          <w:p>
+            <w:r>
+              <w:rPr>
+                <w:b/>
+                <w:sz w:val="18"/>
+              </w:rPr>
+            </w:r>
+            <w:r>
+              <w:rPr>
+                <w:b/>
+                <w:sz w:val="18"/>
+              </w:rPr>
+              <w:t>M1 CSI</w:t>
+            </w:r>
+          </w:p>
+        </w:tc>
+        <w:tc>
+          <w:tcPr>
+            <w:tcW w:type="dxa" w:w="1337"/>
+            <w:shd w:val="clear" w:fill="DCE6F1"/>
+          </w:tcPr>
+          <w:p>
+            <w:r>
+              <w:rPr>
+                <w:b/>
+                <w:sz w:val="18"/>
+              </w:rPr>
+            </w:r>
+            <w:r>
+              <w:rPr>
+                <w:b/>
+                <w:sz w:val="18"/>
+              </w:rPr>
+              <w:t>XGBoost CSI</w:t>
+            </w:r>
+          </w:p>
+        </w:tc>
+      </w:tr>
+      <w:tr>
+        <w:tc>
+          <w:tcPr>
+            <w:tcW w:type="dxa" w:w="1337"/>
+          </w:tcPr>
+          <w:p>
+            <w:r>
+              <w:rPr>
+                <w:sz w:val="18"/>
+              </w:rPr>
+            </w:r>
+            <w:r>
+              <w:rPr>
+                <w:sz w:val="18"/>
+              </w:rPr>
+              <w:t>2020-12-31</w:t>
+            </w:r>
+          </w:p>
+        </w:tc>
+        <w:tc>
+          <w:tcPr>
+            <w:tcW w:type="dxa" w:w="1337"/>
+          </w:tcPr>
+          <w:p>
+            <w:r>
+              <w:rPr>
+                <w:sz w:val="18"/>
+              </w:rPr>
+            </w:r>
+            <w:r>
+              <w:rPr>
+                <w:sz w:val="18"/>
+              </w:rPr>
+              <w:t>areal</w:t>
+            </w:r>
+          </w:p>
+        </w:tc>
+        <w:tc>
+          <w:tcPr>
+            <w:tcW w:type="dxa" w:w="1337"/>
+          </w:tcPr>
+          <w:p>
+            <w:r>
+              <w:rPr>
+                <w:sz w:val="18"/>
+              </w:rPr>
+            </w:r>
+            <w:r>
+              <w:rPr>
+                <w:sz w:val="18"/>
+              </w:rPr>
+              <w:t>173</w:t>
+            </w:r>
+          </w:p>
+        </w:tc>
+        <w:tc>
+          <w:tcPr>
+            <w:tcW w:type="dxa" w:w="1337"/>
+          </w:tcPr>
+          <w:p>
+            <w:r>
+              <w:rPr>
+                <w:sz w:val="18"/>
+              </w:rPr>
+            </w:r>
+            <w:r>
+              <w:rPr>
+                <w:sz w:val="18"/>
+              </w:rPr>
+              <w:t>0.66</w:t>
+            </w:r>
+          </w:p>
+        </w:tc>
+        <w:tc>
+          <w:tcPr>
+            <w:tcW w:type="dxa" w:w="1337"/>
+          </w:tcPr>
+          <w:p>
+            <w:r>
+              <w:rPr>
+                <w:sz w:val="18"/>
+              </w:rPr>
+            </w:r>
+            <w:r>
+              <w:rPr>
+                <w:sz w:val="18"/>
+              </w:rPr>
+              <w:t>0.47</w:t>
+            </w:r>
+          </w:p>
+        </w:tc>
+        <w:tc>
+          <w:tcPr>
+            <w:tcW w:type="dxa" w:w="1337"/>
+          </w:tcPr>
+          <w:p>
+            <w:r>
+              <w:rPr>
+                <w:sz w:val="18"/>
+              </w:rPr>
+            </w:r>
+            <w:r>
+              <w:rPr>
+                <w:sz w:val="18"/>
+              </w:rPr>
+              <w:t>0.742</w:t>
+            </w:r>
+          </w:p>
+        </w:tc>
+        <w:tc>
+          <w:tcPr>
+            <w:tcW w:type="dxa" w:w="1337"/>
+          </w:tcPr>
+          <w:p>
+            <w:r>
+              <w:rPr>
+                <w:sz w:val="18"/>
+              </w:rPr>
+            </w:r>
+            <w:r>
+              <w:rPr>
+                <w:sz w:val="18"/>
+              </w:rPr>
+              <w:t>0.810</w:t>
+            </w:r>
+          </w:p>
+        </w:tc>
+      </w:tr>
+      <w:tr>
+        <w:tc>
+          <w:tcPr>
+            <w:tcW w:type="dxa" w:w="1337"/>
+          </w:tcPr>
+          <w:p>
+            <w:r>
+              <w:rPr>
+                <w:sz w:val="18"/>
+              </w:rPr>
+            </w:r>
+            <w:r>
+              <w:rPr>
+                <w:sz w:val="18"/>
+              </w:rPr>
+              <w:t>2020-05-16</w:t>
+            </w:r>
+          </w:p>
+        </w:tc>
+        <w:tc>
+          <w:tcPr>
+            <w:tcW w:type="dxa" w:w="1337"/>
+          </w:tcPr>
+          <w:p>
+            <w:r>
+              <w:rPr>
+                <w:sz w:val="18"/>
+              </w:rPr>
+            </w:r>
+            <w:r>
+              <w:rPr>
+                <w:sz w:val="18"/>
+              </w:rPr>
+              <w:t>areal</w:t>
+            </w:r>
+          </w:p>
+        </w:tc>
+        <w:tc>
+          <w:tcPr>
+            <w:tcW w:type="dxa" w:w="1337"/>
+          </w:tcPr>
+          <w:p>
+            <w:r>
+              <w:rPr>
+                <w:sz w:val="18"/>
+              </w:rPr>
+            </w:r>
+            <w:r>
+              <w:rPr>
+                <w:sz w:val="18"/>
+              </w:rPr>
+              <w:t>105</w:t>
+            </w:r>
+          </w:p>
+        </w:tc>
+        <w:tc>
+          <w:tcPr>
+            <w:tcW w:type="dxa" w:w="1337"/>
+          </w:tcPr>
+          <w:p>
+            <w:r>
+              <w:rPr>
+                <w:sz w:val="18"/>
+              </w:rPr>
+            </w:r>
+            <w:r>
+              <w:rPr>
+                <w:sz w:val="18"/>
+              </w:rPr>
+              <w:t>0.82</w:t>
+            </w:r>
+          </w:p>
+        </w:tc>
+        <w:tc>
+          <w:tcPr>
+            <w:tcW w:type="dxa" w:w="1337"/>
+          </w:tcPr>
+          <w:p>
+            <w:r>
+              <w:rPr>
+                <w:sz w:val="18"/>
+              </w:rPr>
+            </w:r>
+            <w:r>
+              <w:rPr>
+                <w:sz w:val="18"/>
+              </w:rPr>
+              <w:t>0.76</w:t>
+            </w:r>
+          </w:p>
+        </w:tc>
+        <w:tc>
+          <w:tcPr>
+            <w:tcW w:type="dxa" w:w="1337"/>
+          </w:tcPr>
+          <w:p>
+            <w:r>
+              <w:rPr>
+                <w:sz w:val="18"/>
+              </w:rPr>
+            </w:r>
+            <w:r>
+              <w:rPr>
+                <w:sz w:val="18"/>
+              </w:rPr>
+              <w:t>0.759</w:t>
+            </w:r>
+          </w:p>
+        </w:tc>
+        <w:tc>
+          <w:tcPr>
+            <w:tcW w:type="dxa" w:w="1337"/>
+          </w:tcPr>
+          <w:p>
+            <w:r>
+              <w:rPr>
+                <w:sz w:val="18"/>
+              </w:rPr>
+            </w:r>
+            <w:r>
+              <w:rPr>
+                <w:sz w:val="18"/>
+              </w:rPr>
+              <w:t>0.705</w:t>
+            </w:r>
+          </w:p>
+        </w:tc>
+      </w:tr>
+      <w:tr>
+        <w:tc>
+          <w:tcPr>
+            <w:tcW w:type="dxa" w:w="1337"/>
+          </w:tcPr>
+          <w:p>
+            <w:r>
+              <w:rPr>
+                <w:sz w:val="18"/>
+              </w:rPr>
+            </w:r>
+            <w:r>
+              <w:rPr>
+                <w:sz w:val="18"/>
+              </w:rPr>
+              <w:t>2019-04-24</w:t>
+            </w:r>
+          </w:p>
+        </w:tc>
+        <w:tc>
+          <w:tcPr>
+            <w:tcW w:type="dxa" w:w="1337"/>
+          </w:tcPr>
+          <w:p>
+            <w:r>
+              <w:rPr>
+                <w:sz w:val="18"/>
+              </w:rPr>
+            </w:r>
+            <w:r>
+              <w:rPr>
+                <w:sz w:val="18"/>
+              </w:rPr>
+              <w:t>areal</w:t>
+            </w:r>
+          </w:p>
+        </w:tc>
+        <w:tc>
+          <w:tcPr>
+            <w:tcW w:type="dxa" w:w="1337"/>
+          </w:tcPr>
+          <w:p>
+            <w:r>
+              <w:rPr>
+                <w:sz w:val="18"/>
+              </w:rPr>
+            </w:r>
+            <w:r>
+              <w:rPr>
+                <w:sz w:val="18"/>
+              </w:rPr>
+              <w:t>162</w:t>
+            </w:r>
+          </w:p>
+        </w:tc>
+        <w:tc>
+          <w:tcPr>
+            <w:tcW w:type="dxa" w:w="1337"/>
+          </w:tcPr>
+          <w:p>
+            <w:r>
+              <w:rPr>
+                <w:sz w:val="18"/>
+              </w:rPr>
+            </w:r>
+            <w:r>
+              <w:rPr>
+                <w:sz w:val="18"/>
+              </w:rPr>
+              <w:t>0.47</w:t>
+            </w:r>
+          </w:p>
+        </w:tc>
+        <w:tc>
+          <w:tcPr>
+            <w:tcW w:type="dxa" w:w="1337"/>
+          </w:tcPr>
+          <w:p>
+            <w:r>
+              <w:rPr>
+                <w:sz w:val="18"/>
+              </w:rPr>
+            </w:r>
+            <w:r>
+              <w:rPr>
+                <w:sz w:val="18"/>
+              </w:rPr>
+              <w:t>0.48</w:t>
+            </w:r>
+          </w:p>
+        </w:tc>
+        <w:tc>
+          <w:tcPr>
+            <w:tcW w:type="dxa" w:w="1337"/>
+          </w:tcPr>
+          <w:p>
+            <w:r>
+              <w:rPr>
+                <w:sz w:val="18"/>
+              </w:rPr>
+            </w:r>
+            <w:r>
+              <w:rPr>
+                <w:sz w:val="18"/>
+              </w:rPr>
+              <w:t>0.653</w:t>
+            </w:r>
+          </w:p>
+        </w:tc>
+        <w:tc>
+          <w:tcPr>
+            <w:tcW w:type="dxa" w:w="1337"/>
+          </w:tcPr>
+          <w:p>
+            <w:r>
+              <w:rPr>
+                <w:sz w:val="18"/>
+              </w:rPr>
+            </w:r>
+            <w:r>
+              <w:rPr>
+                <w:sz w:val="18"/>
+              </w:rPr>
+              <w:t>0.469</w:t>
+            </w:r>
+          </w:p>
+        </w:tc>
+      </w:tr>
+      <w:tr>
+        <w:tc>
+          <w:tcPr>
+            <w:tcW w:type="dxa" w:w="1337"/>
+          </w:tcPr>
+          <w:p>
+            <w:r>
+              <w:rPr>
+                <w:sz w:val="18"/>
+              </w:rPr>
+            </w:r>
+            <w:r>
+              <w:rPr>
+                <w:sz w:val="18"/>
+              </w:rPr>
+              <w:t>2020-09-02</w:t>
+            </w:r>
+          </w:p>
+        </w:tc>
+        <w:tc>
+          <w:tcPr>
+            <w:tcW w:type="dxa" w:w="1337"/>
+          </w:tcPr>
+          <w:p>
+            <w:r>
+              <w:rPr>
+                <w:sz w:val="18"/>
+              </w:rPr>
+            </w:r>
+            <w:r>
+              <w:rPr>
+                <w:sz w:val="18"/>
+              </w:rPr>
+              <w:t>areal</w:t>
+            </w:r>
+          </w:p>
+        </w:tc>
+        <w:tc>
+          <w:tcPr>
+            <w:tcW w:type="dxa" w:w="1337"/>
+          </w:tcPr>
+          <w:p>
+            <w:r>
+              <w:rPr>
+                <w:sz w:val="18"/>
+              </w:rPr>
+            </w:r>
+            <w:r>
+              <w:rPr>
+                <w:sz w:val="18"/>
+              </w:rPr>
+              <w:t>188</w:t>
+            </w:r>
+          </w:p>
+        </w:tc>
+        <w:tc>
+          <w:tcPr>
+            <w:tcW w:type="dxa" w:w="1337"/>
+          </w:tcPr>
+          <w:p>
+            <w:r>
+              <w:rPr>
+                <w:sz w:val="18"/>
+              </w:rPr>
+            </w:r>
+            <w:r>
+              <w:rPr>
+                <w:sz w:val="18"/>
+              </w:rPr>
+              <w:t>0.71</w:t>
+            </w:r>
+          </w:p>
+        </w:tc>
+        <w:tc>
+          <w:tcPr>
+            <w:tcW w:type="dxa" w:w="1337"/>
+          </w:tcPr>
+          <w:p>
+            <w:r>
+              <w:rPr>
+                <w:sz w:val="18"/>
+              </w:rPr>
+            </w:r>
+            <w:r>
+              <w:rPr>
+                <w:sz w:val="18"/>
+              </w:rPr>
+              <w:t>0.67</w:t>
+            </w:r>
+          </w:p>
+        </w:tc>
+        <w:tc>
+          <w:tcPr>
+            <w:tcW w:type="dxa" w:w="1337"/>
+          </w:tcPr>
+          <w:p>
+            <w:r>
+              <w:rPr>
+                <w:sz w:val="18"/>
+              </w:rPr>
+            </w:r>
+            <w:r>
+              <w:rPr>
+                <w:sz w:val="18"/>
+              </w:rPr>
+              <w:t>0.916</w:t>
+            </w:r>
+          </w:p>
+        </w:tc>
+        <w:tc>
+          <w:tcPr>
+            <w:tcW w:type="dxa" w:w="1337"/>
+          </w:tcPr>
+          <w:p>
+            <w:r>
+              <w:rPr>
+                <w:sz w:val="18"/>
+              </w:rPr>
+            </w:r>
+            <w:r>
+              <w:rPr>
+                <w:sz w:val="18"/>
+              </w:rPr>
+              <w:t>0.879</w:t>
+            </w:r>
+          </w:p>
+        </w:tc>
+      </w:tr>
+      <w:tr>
+        <w:tc>
+          <w:tcPr>
+            <w:tcW w:type="dxa" w:w="1337"/>
+          </w:tcPr>
+          <w:p>
+            <w:r>
+              <w:rPr>
+                <w:sz w:val="18"/>
+              </w:rPr>
+            </w:r>
+            <w:r>
+              <w:rPr>
+                <w:sz w:val="18"/>
+              </w:rPr>
+              <w:t>2020-05-25</w:t>
+            </w:r>
+          </w:p>
+        </w:tc>
+        <w:tc>
+          <w:tcPr>
+            <w:tcW w:type="dxa" w:w="1337"/>
+          </w:tcPr>
+          <w:p>
+            <w:r>
+              <w:rPr>
+                <w:sz w:val="18"/>
+              </w:rPr>
+            </w:r>
+            <w:r>
+              <w:rPr>
+                <w:sz w:val="18"/>
+              </w:rPr>
+              <w:t>areal</w:t>
+            </w:r>
+          </w:p>
+        </w:tc>
+        <w:tc>
+          <w:tcPr>
+            <w:tcW w:type="dxa" w:w="1337"/>
+          </w:tcPr>
+          <w:p>
+            <w:r>
+              <w:rPr>
+                <w:sz w:val="18"/>
+              </w:rPr>
+            </w:r>
+            <w:r>
+              <w:rPr>
+                <w:sz w:val="18"/>
+              </w:rPr>
+              <w:t>131</w:t>
+            </w:r>
+          </w:p>
+        </w:tc>
+        <w:tc>
+          <w:tcPr>
+            <w:tcW w:type="dxa" w:w="1337"/>
+          </w:tcPr>
+          <w:p>
+            <w:r>
+              <w:rPr>
+                <w:sz w:val="18"/>
+              </w:rPr>
+            </w:r>
+            <w:r>
+              <w:rPr>
+                <w:sz w:val="18"/>
+              </w:rPr>
+              <w:t>0.52</w:t>
+            </w:r>
+          </w:p>
+        </w:tc>
+        <w:tc>
+          <w:tcPr>
+            <w:tcW w:type="dxa" w:w="1337"/>
+          </w:tcPr>
+          <w:p>
+            <w:r>
+              <w:rPr>
+                <w:sz w:val="18"/>
+              </w:rPr>
+            </w:r>
+            <w:r>
+              <w:rPr>
+                <w:sz w:val="18"/>
+              </w:rPr>
+              <w:t>0.56</w:t>
+            </w:r>
+          </w:p>
+        </w:tc>
+        <w:tc>
+          <w:tcPr>
+            <w:tcW w:type="dxa" w:w="1337"/>
+          </w:tcPr>
+          <w:p>
+            <w:r>
+              <w:rPr>
+                <w:sz w:val="18"/>
+              </w:rPr>
+            </w:r>
+            <w:r>
+              <w:rPr>
+                <w:sz w:val="18"/>
+              </w:rPr>
+              <w:t>0.469</w:t>
+            </w:r>
+          </w:p>
+        </w:tc>
+        <w:tc>
+          <w:tcPr>
+            <w:tcW w:type="dxa" w:w="1337"/>
+          </w:tcPr>
+          <w:p>
+            <w:r>
+              <w:rPr>
+                <w:sz w:val="18"/>
+              </w:rPr>
+            </w:r>
+            <w:r>
+              <w:rPr>
+                <w:sz w:val="18"/>
+              </w:rPr>
+              <w:t>0.479</w:t>
+            </w:r>
+          </w:p>
+        </w:tc>
+      </w:tr>
+      <w:tr>
+        <w:tc>
+          <w:tcPr>
+            <w:tcW w:type="dxa" w:w="1337"/>
+          </w:tcPr>
+          <w:p>
+            <w:r>
+              <w:rPr>
+                <w:sz w:val="18"/>
+              </w:rPr>
+            </w:r>
+            <w:r>
+              <w:rPr>
+                <w:sz w:val="18"/>
+              </w:rPr>
+              <w:t>2019-04-18</w:t>
+            </w:r>
+          </w:p>
+        </w:tc>
+        <w:tc>
+          <w:tcPr>
+            <w:tcW w:type="dxa" w:w="1337"/>
+          </w:tcPr>
+          <w:p>
+            <w:r>
+              <w:rPr>
+                <w:sz w:val="18"/>
+              </w:rPr>
+            </w:r>
+            <w:r>
+              <w:rPr>
+                <w:sz w:val="18"/>
+              </w:rPr>
+              <w:t>areal</w:t>
+            </w:r>
+          </w:p>
+        </w:tc>
+        <w:tc>
+          <w:tcPr>
+            <w:tcW w:type="dxa" w:w="1337"/>
+          </w:tcPr>
+          <w:p>
+            <w:r>
+              <w:rPr>
+                <w:sz w:val="18"/>
+              </w:rPr>
+            </w:r>
+            <w:r>
+              <w:rPr>
+                <w:sz w:val="18"/>
+              </w:rPr>
+              <w:t>106</w:t>
+            </w:r>
+          </w:p>
+        </w:tc>
+        <w:tc>
+          <w:tcPr>
+            <w:tcW w:type="dxa" w:w="1337"/>
+          </w:tcPr>
+          <w:p>
+            <w:r>
+              <w:rPr>
+                <w:sz w:val="18"/>
+              </w:rPr>
+            </w:r>
+            <w:r>
+              <w:rPr>
+                <w:sz w:val="18"/>
+              </w:rPr>
+              <w:t>0.43</w:t>
+            </w:r>
+          </w:p>
+        </w:tc>
+        <w:tc>
+          <w:tcPr>
+            <w:tcW w:type="dxa" w:w="1337"/>
+          </w:tcPr>
+          <w:p>
+            <w:r>
+              <w:rPr>
+                <w:sz w:val="18"/>
+              </w:rPr>
+            </w:r>
+            <w:r>
+              <w:rPr>
+                <w:sz w:val="18"/>
+              </w:rPr>
+              <w:t>0.35</w:t>
+            </w:r>
+          </w:p>
+        </w:tc>
+        <w:tc>
+          <w:tcPr>
+            <w:tcW w:type="dxa" w:w="1337"/>
+          </w:tcPr>
+          <w:p>
+            <w:r>
+              <w:rPr>
+                <w:sz w:val="18"/>
+              </w:rPr>
+            </w:r>
+            <w:r>
+              <w:rPr>
+                <w:sz w:val="18"/>
+              </w:rPr>
+              <w:t>0.505</w:t>
+            </w:r>
+          </w:p>
+        </w:tc>
+        <w:tc>
+          <w:tcPr>
+            <w:tcW w:type="dxa" w:w="1337"/>
+          </w:tcPr>
+          <w:p>
+            <w:r>
+              <w:rPr>
+                <w:sz w:val="18"/>
+              </w:rPr>
+            </w:r>
+            <w:r>
+              <w:rPr>
+                <w:sz w:val="18"/>
+              </w:rPr>
+              <w:t>0.270</w:t>
+            </w:r>
+          </w:p>
+        </w:tc>
+      </w:tr>
+      <w:tr>
+        <w:tc>
+          <w:tcPr>
+            <w:tcW w:type="dxa" w:w="1337"/>
+          </w:tcPr>
+          <w:p>
+            <w:r>
+              <w:rPr>
+                <w:sz w:val="18"/>
+              </w:rPr>
+            </w:r>
+            <w:r>
+              <w:rPr>
+                <w:sz w:val="18"/>
+              </w:rPr>
+              <w:t>2019-06-05</w:t>
+            </w:r>
+          </w:p>
+        </w:tc>
+        <w:tc>
+          <w:tcPr>
+            <w:tcW w:type="dxa" w:w="1337"/>
+          </w:tcPr>
+          <w:p>
+            <w:r>
+              <w:rPr>
+                <w:sz w:val="18"/>
+              </w:rPr>
+            </w:r>
+            <w:r>
+              <w:rPr>
+                <w:sz w:val="18"/>
+              </w:rPr>
+              <w:t>local</w:t>
+            </w:r>
+          </w:p>
+        </w:tc>
+        <w:tc>
+          <w:tcPr>
+            <w:tcW w:type="dxa" w:w="1337"/>
+          </w:tcPr>
+          <w:p>
+            <w:r>
+              <w:rPr>
+                <w:sz w:val="18"/>
+              </w:rPr>
+            </w:r>
+            <w:r>
+              <w:rPr>
+                <w:sz w:val="18"/>
+              </w:rPr>
+              <w:t>395</w:t>
+            </w:r>
+          </w:p>
+        </w:tc>
+        <w:tc>
+          <w:tcPr>
+            <w:tcW w:type="dxa" w:w="1337"/>
+          </w:tcPr>
+          <w:p>
+            <w:r>
+              <w:rPr>
+                <w:sz w:val="18"/>
+              </w:rPr>
+            </w:r>
+            <w:r>
+              <w:rPr>
+                <w:sz w:val="18"/>
+              </w:rPr>
+              <w:t>0.39</w:t>
+            </w:r>
+          </w:p>
+        </w:tc>
+        <w:tc>
+          <w:tcPr>
+            <w:tcW w:type="dxa" w:w="1337"/>
+          </w:tcPr>
+          <w:p>
+            <w:r>
+              <w:rPr>
+                <w:sz w:val="18"/>
+              </w:rPr>
+            </w:r>
+            <w:r>
+              <w:rPr>
+                <w:sz w:val="18"/>
+              </w:rPr>
+              <w:t>0.32</w:t>
+            </w:r>
+          </w:p>
+        </w:tc>
+        <w:tc>
+          <w:tcPr>
+            <w:tcW w:type="dxa" w:w="1337"/>
+          </w:tcPr>
+          <w:p>
+            <w:r>
+              <w:rPr>
+                <w:sz w:val="18"/>
+              </w:rPr>
+            </w:r>
+            <w:r>
+              <w:rPr>
+                <w:sz w:val="18"/>
+              </w:rPr>
+              <w:t>0.471</w:t>
+            </w:r>
+          </w:p>
+        </w:tc>
+        <w:tc>
+          <w:tcPr>
+            <w:tcW w:type="dxa" w:w="1337"/>
+          </w:tcPr>
+          <w:p>
+            <w:r>
+              <w:rPr>
+                <w:sz w:val="18"/>
+              </w:rPr>
+            </w:r>
+            <w:r>
+              <w:rPr>
+                <w:sz w:val="18"/>
+              </w:rPr>
+              <w:t>0.475</w:t>
+            </w:r>
+          </w:p>
+        </w:tc>
+      </w:tr>
+      <w:tr>
+        <w:tc>
+          <w:tcPr>
+            <w:tcW w:type="dxa" w:w="1337"/>
+          </w:tcPr>
+          <w:p>
+            <w:r>
+              <w:rPr>
+                <w:sz w:val="18"/>
+              </w:rPr>
+            </w:r>
+            <w:r>
+              <w:rPr>
+                <w:sz w:val="18"/>
+              </w:rPr>
+              <w:t>2020-05-12</w:t>
+            </w:r>
+          </w:p>
+        </w:tc>
+        <w:tc>
+          <w:tcPr>
+            <w:tcW w:type="dxa" w:w="1337"/>
+          </w:tcPr>
+          <w:p>
+            <w:r>
+              <w:rPr>
+                <w:sz w:val="18"/>
+              </w:rPr>
+            </w:r>
+            <w:r>
+              <w:rPr>
+                <w:sz w:val="18"/>
+              </w:rPr>
+              <w:t>local</w:t>
+            </w:r>
+          </w:p>
+        </w:tc>
+        <w:tc>
+          <w:tcPr>
+            <w:tcW w:type="dxa" w:w="1337"/>
+          </w:tcPr>
+          <w:p>
+            <w:r>
+              <w:rPr>
+                <w:sz w:val="18"/>
+              </w:rPr>
+            </w:r>
+            <w:r>
+              <w:rPr>
+                <w:sz w:val="18"/>
+              </w:rPr>
+              <w:t>284</w:t>
+            </w:r>
+          </w:p>
+        </w:tc>
+        <w:tc>
+          <w:tcPr>
+            <w:tcW w:type="dxa" w:w="1337"/>
+          </w:tcPr>
+          <w:p>
+            <w:r>
+              <w:rPr>
+                <w:sz w:val="18"/>
+              </w:rPr>
+            </w:r>
+            <w:r>
+              <w:rPr>
+                <w:sz w:val="18"/>
+              </w:rPr>
+              <w:t>0.19</w:t>
+            </w:r>
+          </w:p>
+        </w:tc>
+        <w:tc>
+          <w:tcPr>
+            <w:tcW w:type="dxa" w:w="1337"/>
+          </w:tcPr>
+          <w:p>
+            <w:r>
+              <w:rPr>
+                <w:sz w:val="18"/>
+              </w:rPr>
+            </w:r>
+            <w:r>
+              <w:rPr>
+                <w:sz w:val="18"/>
+              </w:rPr>
+              <w:t>0.20</w:t>
+            </w:r>
+          </w:p>
+        </w:tc>
+        <w:tc>
+          <w:tcPr>
+            <w:tcW w:type="dxa" w:w="1337"/>
+          </w:tcPr>
+          <w:p>
+            <w:r>
+              <w:rPr>
+                <w:sz w:val="18"/>
+              </w:rPr>
+            </w:r>
+            <w:r>
+              <w:rPr>
+                <w:sz w:val="18"/>
+              </w:rPr>
+              <w:t>0.505</w:t>
+            </w:r>
+          </w:p>
+        </w:tc>
+        <w:tc>
+          <w:tcPr>
+            <w:tcW w:type="dxa" w:w="1337"/>
+          </w:tcPr>
+          <w:p>
+            <w:r>
+              <w:rPr>
+                <w:sz w:val="18"/>
+              </w:rPr>
+            </w:r>
+            <w:r>
+              <w:rPr>
+                <w:sz w:val="18"/>
+              </w:rPr>
+              <w:t>0.466</w:t>
+            </w:r>
+          </w:p>
+        </w:tc>
+      </w:tr>
+      <w:tr>
+        <w:tc>
+          <w:tcPr>
+            <w:tcW w:type="dxa" w:w="1337"/>
+          </w:tcPr>
+          <w:p>
+            <w:r>
+              <w:rPr>
+                <w:sz w:val="18"/>
+              </w:rPr>
+            </w:r>
+            <w:r>
+              <w:rPr>
+                <w:sz w:val="18"/>
+              </w:rPr>
+              <w:t>2020-09-22</w:t>
+            </w:r>
+          </w:p>
+        </w:tc>
+        <w:tc>
+          <w:tcPr>
+            <w:tcW w:type="dxa" w:w="1337"/>
+          </w:tcPr>
+          <w:p>
+            <w:r>
+              <w:rPr>
+                <w:sz w:val="18"/>
+              </w:rPr>
+            </w:r>
+            <w:r>
+              <w:rPr>
+                <w:sz w:val="18"/>
+              </w:rPr>
+              <w:t>local</w:t>
+            </w:r>
+          </w:p>
+        </w:tc>
+        <w:tc>
+          <w:tcPr>
+            <w:tcW w:type="dxa" w:w="1337"/>
+          </w:tcPr>
+          <w:p>
+            <w:r>
+              <w:rPr>
+                <w:sz w:val="18"/>
+              </w:rPr>
+            </w:r>
+            <w:r>
+              <w:rPr>
+                <w:sz w:val="18"/>
+              </w:rPr>
+              <w:t>272</w:t>
+            </w:r>
+          </w:p>
+        </w:tc>
+        <w:tc>
+          <w:tcPr>
+            <w:tcW w:type="dxa" w:w="1337"/>
+          </w:tcPr>
+          <w:p>
+            <w:r>
+              <w:rPr>
+                <w:sz w:val="18"/>
+              </w:rPr>
+            </w:r>
+            <w:r>
+              <w:rPr>
+                <w:sz w:val="18"/>
+              </w:rPr>
+              <w:t>0.26</w:t>
+            </w:r>
+          </w:p>
+        </w:tc>
+        <w:tc>
+          <w:tcPr>
+            <w:tcW w:type="dxa" w:w="1337"/>
+          </w:tcPr>
+          <w:p>
+            <w:r>
+              <w:rPr>
+                <w:sz w:val="18"/>
+              </w:rPr>
+            </w:r>
+            <w:r>
+              <w:rPr>
+                <w:sz w:val="18"/>
+              </w:rPr>
+              <w:t>0.20</w:t>
+            </w:r>
+          </w:p>
+        </w:tc>
+        <w:tc>
+          <w:tcPr>
+            <w:tcW w:type="dxa" w:w="1337"/>
+          </w:tcPr>
+          <w:p>
+            <w:r>
+              <w:rPr>
+                <w:sz w:val="18"/>
+              </w:rPr>
+            </w:r>
+            <w:r>
+              <w:rPr>
+                <w:sz w:val="18"/>
+              </w:rPr>
+              <w:t>0.734</w:t>
+            </w:r>
+          </w:p>
+        </w:tc>
+        <w:tc>
+          <w:tcPr>
+            <w:tcW w:type="dxa" w:w="1337"/>
+          </w:tcPr>
+          <w:p>
+            <w:r>
+              <w:rPr>
+                <w:sz w:val="18"/>
+              </w:rPr>
+            </w:r>
+            <w:r>
+              <w:rPr>
+                <w:sz w:val="18"/>
+              </w:rPr>
+              <w:t>0.683</w:t>
+            </w:r>
+          </w:p>
+        </w:tc>
+      </w:tr>
+      <w:tr>
+        <w:tc>
+          <w:tcPr>
+            <w:tcW w:type="dxa" w:w="1337"/>
+          </w:tcPr>
+          <w:p>
+            <w:r>
+              <w:rPr>
+                <w:sz w:val="18"/>
+              </w:rPr>
+            </w:r>
+            <w:r>
+              <w:rPr>
+                <w:sz w:val="18"/>
+              </w:rPr>
+              <w:t>2020-06-25</w:t>
+            </w:r>
+          </w:p>
+        </w:tc>
+        <w:tc>
+          <w:tcPr>
+            <w:tcW w:type="dxa" w:w="1337"/>
+          </w:tcPr>
+          <w:p>
+            <w:r>
+              <w:rPr>
+                <w:sz w:val="18"/>
+              </w:rPr>
+            </w:r>
+            <w:r>
+              <w:rPr>
+                <w:sz w:val="18"/>
+              </w:rPr>
+              <w:t>local</w:t>
+            </w:r>
+          </w:p>
+        </w:tc>
+        <w:tc>
+          <w:tcPr>
+            <w:tcW w:type="dxa" w:w="1337"/>
+          </w:tcPr>
+          <w:p>
+            <w:r>
+              <w:rPr>
+                <w:sz w:val="18"/>
+              </w:rPr>
+            </w:r>
+            <w:r>
+              <w:rPr>
+                <w:sz w:val="18"/>
+              </w:rPr>
+              <w:t>237</w:t>
+            </w:r>
+          </w:p>
+        </w:tc>
+        <w:tc>
+          <w:tcPr>
+            <w:tcW w:type="dxa" w:w="1337"/>
+          </w:tcPr>
+          <w:p>
+            <w:r>
+              <w:rPr>
+                <w:sz w:val="18"/>
+              </w:rPr>
+            </w:r>
+            <w:r>
+              <w:rPr>
+                <w:sz w:val="18"/>
+              </w:rPr>
+              <w:t>0.32</w:t>
+            </w:r>
+          </w:p>
+        </w:tc>
+        <w:tc>
+          <w:tcPr>
+            <w:tcW w:type="dxa" w:w="1337"/>
+          </w:tcPr>
+          <w:p>
+            <w:r>
+              <w:rPr>
+                <w:sz w:val="18"/>
+              </w:rPr>
+            </w:r>
+            <w:r>
+              <w:rPr>
+                <w:sz w:val="18"/>
+              </w:rPr>
+              <w:t>0.32</w:t>
+            </w:r>
+          </w:p>
+        </w:tc>
+        <w:tc>
+          <w:tcPr>
+            <w:tcW w:type="dxa" w:w="1337"/>
+          </w:tcPr>
+          <w:p>
+            <w:r>
+              <w:rPr>
+                <w:sz w:val="18"/>
+              </w:rPr>
+            </w:r>
+            <w:r>
+              <w:rPr>
+                <w:sz w:val="18"/>
+              </w:rPr>
+              <w:t>0.635</w:t>
+            </w:r>
+          </w:p>
+        </w:tc>
+        <w:tc>
+          <w:tcPr>
+            <w:tcW w:type="dxa" w:w="1337"/>
+          </w:tcPr>
+          <w:p>
+            <w:r>
+              <w:rPr>
+                <w:sz w:val="18"/>
+              </w:rPr>
+            </w:r>
+            <w:r>
+              <w:rPr>
+                <w:sz w:val="18"/>
+              </w:rPr>
+              <w:t>0.650</w:t>
+            </w:r>
+          </w:p>
+        </w:tc>
+      </w:tr>
+      <w:tr>
+        <w:tc>
+          <w:tcPr>
+            <w:tcW w:type="dxa" w:w="1337"/>
+          </w:tcPr>
+          <w:p>
+            <w:r>
+              <w:rPr>
+                <w:sz w:val="18"/>
+              </w:rPr>
+            </w:r>
+            <w:r>
+              <w:rPr>
+                <w:sz w:val="18"/>
+              </w:rPr>
+              <w:t>2020-08-01</w:t>
+            </w:r>
+          </w:p>
+        </w:tc>
+        <w:tc>
+          <w:tcPr>
+            <w:tcW w:type="dxa" w:w="1337"/>
+          </w:tcPr>
+          <w:p>
+            <w:r>
+              <w:rPr>
+                <w:sz w:val="18"/>
+              </w:rPr>
+            </w:r>
+            <w:r>
+              <w:rPr>
+                <w:sz w:val="18"/>
+              </w:rPr>
+              <w:t>local</w:t>
+            </w:r>
+          </w:p>
+        </w:tc>
+        <w:tc>
+          <w:tcPr>
+            <w:tcW w:type="dxa" w:w="1337"/>
+          </w:tcPr>
+          <w:p>
+            <w:r>
+              <w:rPr>
+                <w:sz w:val="18"/>
+              </w:rPr>
+            </w:r>
+            <w:r>
+              <w:rPr>
+                <w:sz w:val="18"/>
+              </w:rPr>
+              <w:t>204</w:t>
+            </w:r>
+          </w:p>
+        </w:tc>
+        <w:tc>
+          <w:tcPr>
+            <w:tcW w:type="dxa" w:w="1337"/>
+          </w:tcPr>
+          <w:p>
+            <w:r>
+              <w:rPr>
+                <w:sz w:val="18"/>
+              </w:rPr>
+            </w:r>
+            <w:r>
+              <w:rPr>
+                <w:sz w:val="18"/>
+              </w:rPr>
+              <w:t>0.21</w:t>
+            </w:r>
+          </w:p>
+        </w:tc>
+        <w:tc>
+          <w:tcPr>
+            <w:tcW w:type="dxa" w:w="1337"/>
+          </w:tcPr>
+          <w:p>
+            <w:r>
+              <w:rPr>
+                <w:sz w:val="18"/>
+              </w:rPr>
+            </w:r>
+            <w:r>
+              <w:rPr>
+                <w:sz w:val="18"/>
+              </w:rPr>
+              <w:t>0.17</w:t>
+            </w:r>
+          </w:p>
+        </w:tc>
+        <w:tc>
+          <w:tcPr>
+            <w:tcW w:type="dxa" w:w="1337"/>
+          </w:tcPr>
+          <w:p>
+            <w:r>
+              <w:rPr>
+                <w:sz w:val="18"/>
+              </w:rPr>
+            </w:r>
+            <w:r>
+              <w:rPr>
+                <w:sz w:val="18"/>
+              </w:rPr>
+              <w:t>0.134</w:t>
+            </w:r>
+          </w:p>
+        </w:tc>
+        <w:tc>
+          <w:tcPr>
+            <w:tcW w:type="dxa" w:w="1337"/>
+          </w:tcPr>
+          <w:p>
+            <w:r>
+              <w:rPr>
+                <w:sz w:val="18"/>
+              </w:rPr>
+            </w:r>
+            <w:r>
+              <w:rPr>
+                <w:sz w:val="18"/>
+              </w:rPr>
+              <w:t>0.036</w:t>
+            </w:r>
+          </w:p>
+        </w:tc>
+      </w:tr>
+      <w:tr>
+        <w:tc>
+          <w:tcPr>
+            <w:tcW w:type="dxa" w:w="1337"/>
+          </w:tcPr>
+          <w:p>
+            <w:r>
+              <w:rPr>
+                <w:sz w:val="18"/>
+              </w:rPr>
+            </w:r>
+            <w:r>
+              <w:rPr>
+                <w:sz w:val="18"/>
+              </w:rPr>
+              <w:t>2020-09-03</w:t>
+            </w:r>
+          </w:p>
+        </w:tc>
+        <w:tc>
+          <w:tcPr>
+            <w:tcW w:type="dxa" w:w="1337"/>
+          </w:tcPr>
+          <w:p>
+            <w:r>
+              <w:rPr>
+                <w:sz w:val="18"/>
+              </w:rPr>
+            </w:r>
+            <w:r>
+              <w:rPr>
+                <w:sz w:val="18"/>
+              </w:rPr>
+              <w:t>local</w:t>
+            </w:r>
+          </w:p>
+        </w:tc>
+        <w:tc>
+          <w:tcPr>
+            <w:tcW w:type="dxa" w:w="1337"/>
+          </w:tcPr>
+          <w:p>
+            <w:r>
+              <w:rPr>
+                <w:sz w:val="18"/>
+              </w:rPr>
+            </w:r>
+            <w:r>
+              <w:rPr>
+                <w:sz w:val="18"/>
+              </w:rPr>
+              <w:t>196</w:t>
+            </w:r>
+          </w:p>
+        </w:tc>
+        <w:tc>
+          <w:tcPr>
+            <w:tcW w:type="dxa" w:w="1337"/>
+          </w:tcPr>
+          <w:p>
+            <w:r>
+              <w:rPr>
+                <w:sz w:val="18"/>
+              </w:rPr>
+            </w:r>
+            <w:r>
+              <w:rPr>
+                <w:sz w:val="18"/>
+              </w:rPr>
+              <w:t>0.37</w:t>
+            </w:r>
+          </w:p>
+        </w:tc>
+        <w:tc>
+          <w:tcPr>
+            <w:tcW w:type="dxa" w:w="1337"/>
+          </w:tcPr>
+          <w:p>
+            <w:r>
+              <w:rPr>
+                <w:sz w:val="18"/>
+              </w:rPr>
+            </w:r>
+            <w:r>
+              <w:rPr>
+                <w:sz w:val="18"/>
+              </w:rPr>
+              <w:t>0.33</w:t>
+            </w:r>
+          </w:p>
+        </w:tc>
+        <w:tc>
+          <w:tcPr>
+            <w:tcW w:type="dxa" w:w="1337"/>
+          </w:tcPr>
+          <w:p>
+            <w:r>
+              <w:rPr>
+                <w:sz w:val="18"/>
+              </w:rPr>
+            </w:r>
+            <w:r>
+              <w:rPr>
+                <w:sz w:val="18"/>
+              </w:rPr>
+              <w:t>0.499</w:t>
+            </w:r>
+          </w:p>
+        </w:tc>
+        <w:tc>
+          <w:tcPr>
+            <w:tcW w:type="dxa" w:w="1337"/>
+          </w:tcPr>
+          <w:p>
+            <w:r>
+              <w:rPr>
+                <w:sz w:val="18"/>
+              </w:rPr>
+            </w:r>
+            <w:r>
+              <w:rPr>
+                <w:sz w:val="18"/>
+              </w:rPr>
+              <w:t>0.441</w:t>
+            </w:r>
+          </w:p>
+        </w:tc>
+      </w:tr>
+    </w:tbl>
+    <w:p/>
+    <w:p>
+      <w:r>
+        <w:rPr>
+          <w:b/>
+        </w:rPr>
+        <w:t>On domain-wide events M1 recovers 43–82 % of the peak; on single-cell extremes, 19–39 %.</w:t>
+      </w:r>
+      <w:r>
+        <w:t xml:space="preserve"> Averaged over the six local events it reaches 29 % of the observed maximum against XGBoost's 26 %. Better, and still not enough: a product that reproduces a third of a 395 mm cell is not usable for design-storm work, which is what §8 says and what these events make concrete.</w:t>
+      </w:r>
+    </w:p>
+    <w:p>
+      <w:r>
+        <w:rPr>
+          <w:b/>
+        </w:rPr>
+        <w:t>The ordering is not uniform.</w:t>
+      </w:r>
+      <w:r>
+        <w:t xml:space="preserve"> XGBoost wins CSI on 2020-12-31 and peak ratio on 2019-04-24 and 2020-05-25. A product that is better on average is not better on every storm, and an event-based table is the only way to see that.</w:t>
       </w:r>
     </w:p>
     <w:p>

--- a/docs/PROJECT_SUMMARY.docx
+++ b/docs/PROJECT_SUMMARY.docx
@@ -3245,6 +3245,855 @@
       </w:tr>
     </w:tbl>
     <w:p/>
+    <w:p>
+      <w:r>
+        <w:rPr>
+          <w:b/>
+        </w:rPr>
+        <w:t>Names used in this document.</w:t>
+      </w:r>
+      <w:r>
+        <w:t xml:space="preserve"> The short tags are the experiment labels from the training runs and are kept so that figures, score files and the paper agree. Every one of them is the U-Net above with a different objective or input — none is a different network.</w:t>
+      </w:r>
+    </w:p>
+    <w:tbl>
+      <w:tblPr>
+        <w:tblStyle w:val="TableGrid"/>
+        <w:tblW w:type="auto" w:w="0"/>
+        <w:jc w:val="center"/>
+        <w:tblLook w:firstColumn="1" w:firstRow="1" w:lastColumn="0" w:lastRow="0" w:noHBand="0" w:noVBand="1" w:val="04A0"/>
+      </w:tblPr>
+      <w:tblGrid>
+        <w:gridCol w:w="1872"/>
+        <w:gridCol w:w="1872"/>
+        <w:gridCol w:w="1872"/>
+        <w:gridCol w:w="1872"/>
+        <w:gridCol w:w="1872"/>
+      </w:tblGrid>
+      <w:tr>
+        <w:tc>
+          <w:tcPr>
+            <w:tcW w:type="dxa" w:w="1872"/>
+            <w:shd w:val="clear" w:fill="DCE6F1"/>
+          </w:tcPr>
+          <w:p>
+            <w:r>
+              <w:rPr>
+                <w:b/>
+                <w:sz w:val="18"/>
+              </w:rPr>
+            </w:r>
+            <w:r>
+              <w:rPr>
+                <w:b/>
+                <w:sz w:val="18"/>
+              </w:rPr>
+              <w:t>name</w:t>
+            </w:r>
+          </w:p>
+        </w:tc>
+        <w:tc>
+          <w:tcPr>
+            <w:tcW w:type="dxa" w:w="1872"/>
+            <w:shd w:val="clear" w:fill="DCE6F1"/>
+          </w:tcPr>
+          <w:p>
+            <w:r>
+              <w:rPr>
+                <w:b/>
+                <w:sz w:val="18"/>
+              </w:rPr>
+            </w:r>
+            <w:r>
+              <w:rPr>
+                <w:b/>
+                <w:sz w:val="18"/>
+              </w:rPr>
+              <w:t>also called</w:t>
+            </w:r>
+          </w:p>
+        </w:tc>
+        <w:tc>
+          <w:tcPr>
+            <w:tcW w:type="dxa" w:w="1872"/>
+            <w:shd w:val="clear" w:fill="DCE6F1"/>
+          </w:tcPr>
+          <w:p>
+            <w:r>
+              <w:rPr>
+                <w:b/>
+                <w:sz w:val="18"/>
+              </w:rPr>
+            </w:r>
+            <w:r>
+              <w:rPr>
+                <w:b/>
+                <w:sz w:val="18"/>
+              </w:rPr>
+              <w:t>what it is</w:t>
+            </w:r>
+          </w:p>
+        </w:tc>
+        <w:tc>
+          <w:tcPr>
+            <w:tcW w:type="dxa" w:w="1872"/>
+            <w:shd w:val="clear" w:fill="DCE6F1"/>
+          </w:tcPr>
+          <w:p>
+            <w:r>
+              <w:rPr>
+                <w:b/>
+                <w:sz w:val="18"/>
+              </w:rPr>
+            </w:r>
+            <w:r>
+              <w:rPr>
+                <w:b/>
+                <w:sz w:val="18"/>
+              </w:rPr>
+              <w:t>configuration</w:t>
+            </w:r>
+          </w:p>
+        </w:tc>
+        <w:tc>
+          <w:tcPr>
+            <w:tcW w:type="dxa" w:w="1872"/>
+            <w:shd w:val="clear" w:fill="DCE6F1"/>
+          </w:tcPr>
+          <w:p>
+            <w:r>
+              <w:rPr>
+                <w:b/>
+                <w:sz w:val="18"/>
+              </w:rPr>
+            </w:r>
+            <w:r>
+              <w:rPr>
+                <w:b/>
+                <w:sz w:val="18"/>
+              </w:rPr>
+              <w:t>status</w:t>
+            </w:r>
+          </w:p>
+        </w:tc>
+      </w:tr>
+      <w:tr>
+        <w:tc>
+          <w:tcPr>
+            <w:tcW w:type="dxa" w:w="1872"/>
+          </w:tcPr>
+          <w:p>
+            <w:r>
+              <w:rPr>
+                <w:sz w:val="18"/>
+              </w:rPr>
+            </w:r>
+            <w:r>
+              <w:rPr>
+                <w:sz w:val="18"/>
+              </w:rPr>
+              <w:t>bilinear</w:t>
+            </w:r>
+          </w:p>
+        </w:tc>
+        <w:tc>
+          <w:tcPr>
+            <w:tcW w:type="dxa" w:w="1872"/>
+          </w:tcPr>
+          <w:p>
+            <w:r>
+              <w:rPr>
+                <w:sz w:val="18"/>
+              </w:rPr>
+            </w:r>
+            <w:r>
+              <w:rPr>
+                <w:sz w:val="18"/>
+              </w:rPr>
+              <w:t>—</w:t>
+            </w:r>
+          </w:p>
+        </w:tc>
+        <w:tc>
+          <w:tcPr>
+            <w:tcW w:type="dxa" w:w="1872"/>
+          </w:tcPr>
+          <w:p>
+            <w:r>
+              <w:rPr>
+                <w:sz w:val="18"/>
+              </w:rPr>
+            </w:r>
+            <w:r>
+              <w:rPr>
+                <w:sz w:val="18"/>
+              </w:rPr>
+              <w:t>interpolation of the coarse field</w:t>
+            </w:r>
+          </w:p>
+        </w:tc>
+        <w:tc>
+          <w:tcPr>
+            <w:tcW w:type="dxa" w:w="1872"/>
+          </w:tcPr>
+          <w:p>
+            <w:r>
+              <w:rPr>
+                <w:sz w:val="18"/>
+              </w:rPr>
+            </w:r>
+            <w:r>
+              <w:rPr>
+                <w:sz w:val="18"/>
+              </w:rPr>
+              <w:t>—</w:t>
+            </w:r>
+          </w:p>
+        </w:tc>
+        <w:tc>
+          <w:tcPr>
+            <w:tcW w:type="dxa" w:w="1872"/>
+          </w:tcPr>
+          <w:p>
+            <w:r>
+              <w:rPr>
+                <w:sz w:val="18"/>
+              </w:rPr>
+            </w:r>
+            <w:r>
+              <w:rPr>
+                <w:sz w:val="18"/>
+              </w:rPr>
+              <w:t>the bar every model must clear; also every model's additive base</w:t>
+            </w:r>
+          </w:p>
+        </w:tc>
+      </w:tr>
+      <w:tr>
+        <w:tc>
+          <w:tcPr>
+            <w:tcW w:type="dxa" w:w="1872"/>
+          </w:tcPr>
+          <w:p>
+            <w:r>
+              <w:rPr>
+                <w:sz w:val="18"/>
+              </w:rPr>
+            </w:r>
+            <w:r>
+              <w:rPr>
+                <w:sz w:val="18"/>
+              </w:rPr>
+              <w:t>XGBoost</w:t>
+            </w:r>
+          </w:p>
+        </w:tc>
+        <w:tc>
+          <w:tcPr>
+            <w:tcW w:type="dxa" w:w="1872"/>
+          </w:tcPr>
+          <w:p>
+            <w:r>
+              <w:rPr>
+                <w:sz w:val="18"/>
+              </w:rPr>
+            </w:r>
+            <w:r>
+              <w:rPr>
+                <w:sz w:val="18"/>
+              </w:rPr>
+              <w:t>XGBoost 2-stage</w:t>
+            </w:r>
+          </w:p>
+        </w:tc>
+        <w:tc>
+          <w:tcPr>
+            <w:tcW w:type="dxa" w:w="1872"/>
+          </w:tcPr>
+          <w:p>
+            <w:r>
+              <w:rPr>
+                <w:sz w:val="18"/>
+              </w:rPr>
+            </w:r>
+            <w:r>
+              <w:rPr>
+                <w:sz w:val="18"/>
+              </w:rPr>
+              <w:t>gradient-boosted trees</w:t>
+            </w:r>
+          </w:p>
+        </w:tc>
+        <w:tc>
+          <w:tcPr>
+            <w:tcW w:type="dxa" w:w="1872"/>
+          </w:tcPr>
+          <w:p>
+            <w:r>
+              <w:rPr>
+                <w:sz w:val="18"/>
+              </w:rPr>
+            </w:r>
+            <w:r>
+              <w:rPr>
+                <w:sz w:val="18"/>
+              </w:rPr>
+              <w:t>stage 1 corrects 10 km, gated stage 2 adds 1 km residual</w:t>
+            </w:r>
+          </w:p>
+        </w:tc>
+        <w:tc>
+          <w:tcPr>
+            <w:tcW w:type="dxa" w:w="1872"/>
+          </w:tcPr>
+          <w:p>
+            <w:r>
+              <w:rPr>
+                <w:sz w:val="18"/>
+              </w:rPr>
+            </w:r>
+            <w:r>
+              <w:rPr>
+                <w:sz w:val="18"/>
+              </w:rPr>
+              <w:t>reference method, the pipeline this project started from</w:t>
+            </w:r>
+          </w:p>
+        </w:tc>
+      </w:tr>
+      <w:tr>
+        <w:tc>
+          <w:tcPr>
+            <w:tcW w:type="dxa" w:w="1872"/>
+          </w:tcPr>
+          <w:p>
+            <w:r>
+              <w:rPr>
+                <w:sz w:val="18"/>
+              </w:rPr>
+            </w:r>
+            <w:r>
+              <w:rPr>
+                <w:sz w:val="18"/>
+              </w:rPr>
+              <w:t>CNN</w:t>
+            </w:r>
+          </w:p>
+        </w:tc>
+        <w:tc>
+          <w:tcPr>
+            <w:tcW w:type="dxa" w:w="1872"/>
+          </w:tcPr>
+          <w:p>
+            <w:r>
+              <w:rPr>
+                <w:sz w:val="18"/>
+              </w:rPr>
+            </w:r>
+            <w:r>
+              <w:rPr>
+                <w:sz w:val="18"/>
+              </w:rPr>
+              <w:t>CNN (U-Net)</w:t>
+            </w:r>
+          </w:p>
+        </w:tc>
+        <w:tc>
+          <w:tcPr>
+            <w:tcW w:type="dxa" w:w="1872"/>
+          </w:tcPr>
+          <w:p>
+            <w:r>
+              <w:rPr>
+                <w:sz w:val="18"/>
+              </w:rPr>
+            </w:r>
+            <w:r>
+              <w:rPr>
+                <w:sz w:val="18"/>
+              </w:rPr>
+              <w:t>U-Net, plain squared-error loss</w:t>
+            </w:r>
+          </w:p>
+        </w:tc>
+        <w:tc>
+          <w:tcPr>
+            <w:tcW w:type="dxa" w:w="1872"/>
+          </w:tcPr>
+          <w:p>
+            <w:r>
+              <w:rPr>
+                <w:sz w:val="18"/>
+              </w:rPr>
+            </w:r>
+            <w:r>
+              <w:rPr>
+                <w:sz w:val="18"/>
+              </w:rPr>
+              <w:t>base 24, patch 96</w:t>
+            </w:r>
+          </w:p>
+        </w:tc>
+        <w:tc>
+          <w:tcPr>
+            <w:tcW w:type="dxa" w:w="1872"/>
+          </w:tcPr>
+          <w:p>
+            <w:r>
+              <w:rPr>
+                <w:sz w:val="18"/>
+              </w:rPr>
+            </w:r>
+            <w:r>
+              <w:rPr>
+                <w:sz w:val="18"/>
+              </w:rPr>
+              <w:t>family baseline</w:t>
+            </w:r>
+          </w:p>
+        </w:tc>
+      </w:tr>
+      <w:tr>
+        <w:tc>
+          <w:tcPr>
+            <w:tcW w:type="dxa" w:w="1872"/>
+          </w:tcPr>
+          <w:p>
+            <w:r>
+              <w:rPr>
+                <w:sz w:val="18"/>
+              </w:rPr>
+            </w:r>
+            <w:r>
+              <w:rPr>
+                <w:sz w:val="18"/>
+              </w:rPr>
+              <w:t>Swin</w:t>
+            </w:r>
+          </w:p>
+        </w:tc>
+        <w:tc>
+          <w:tcPr>
+            <w:tcW w:type="dxa" w:w="1872"/>
+          </w:tcPr>
+          <w:p>
+            <w:r>
+              <w:rPr>
+                <w:sz w:val="18"/>
+              </w:rPr>
+            </w:r>
+            <w:r>
+              <w:rPr>
+                <w:sz w:val="18"/>
+              </w:rPr>
+              <w:t>—</w:t>
+            </w:r>
+          </w:p>
+        </w:tc>
+        <w:tc>
+          <w:tcPr>
+            <w:tcW w:type="dxa" w:w="1872"/>
+          </w:tcPr>
+          <w:p>
+            <w:r>
+              <w:rPr>
+                <w:sz w:val="18"/>
+              </w:rPr>
+            </w:r>
+            <w:r>
+              <w:rPr>
+                <w:sz w:val="18"/>
+              </w:rPr>
+              <w:t>shifted-window transformer</w:t>
+            </w:r>
+          </w:p>
+        </w:tc>
+        <w:tc>
+          <w:tcPr>
+            <w:tcW w:type="dxa" w:w="1872"/>
+          </w:tcPr>
+          <w:p>
+            <w:r>
+              <w:rPr>
+                <w:sz w:val="18"/>
+              </w:rPr>
+            </w:r>
+            <w:r>
+              <w:rPr>
+                <w:sz w:val="18"/>
+              </w:rPr>
+              <w:t>dim 180, 4 groups × 6 layers</w:t>
+            </w:r>
+          </w:p>
+        </w:tc>
+        <w:tc>
+          <w:tcPr>
+            <w:tcW w:type="dxa" w:w="1872"/>
+          </w:tcPr>
+          <w:p>
+            <w:r>
+              <w:rPr>
+                <w:sz w:val="18"/>
+              </w:rPr>
+            </w:r>
+            <w:r>
+              <w:rPr>
+                <w:sz w:val="18"/>
+              </w:rPr>
+              <w:t>family baseline</w:t>
+            </w:r>
+          </w:p>
+        </w:tc>
+      </w:tr>
+      <w:tr>
+        <w:tc>
+          <w:tcPr>
+            <w:tcW w:type="dxa" w:w="1872"/>
+          </w:tcPr>
+          <w:p>
+            <w:r>
+              <w:rPr>
+                <w:sz w:val="18"/>
+              </w:rPr>
+            </w:r>
+            <w:r>
+              <w:rPr>
+                <w:sz w:val="18"/>
+              </w:rPr>
+              <w:t>Diffusion</w:t>
+            </w:r>
+          </w:p>
+        </w:tc>
+        <w:tc>
+          <w:tcPr>
+            <w:tcW w:type="dxa" w:w="1872"/>
+          </w:tcPr>
+          <w:p>
+            <w:r>
+              <w:rPr>
+                <w:sz w:val="18"/>
+              </w:rPr>
+            </w:r>
+            <w:r>
+              <w:rPr>
+                <w:sz w:val="18"/>
+              </w:rPr>
+              <w:t>—</w:t>
+            </w:r>
+          </w:p>
+        </w:tc>
+        <w:tc>
+          <w:tcPr>
+            <w:tcW w:type="dxa" w:w="1872"/>
+          </w:tcPr>
+          <w:p>
+            <w:r>
+              <w:rPr>
+                <w:sz w:val="18"/>
+              </w:rPr>
+            </w:r>
+            <w:r>
+              <w:rPr>
+                <w:sz w:val="18"/>
+              </w:rPr>
+              <w:t>residual DDPM over a frozen CNN mean</w:t>
+            </w:r>
+          </w:p>
+        </w:tc>
+        <w:tc>
+          <w:tcPr>
+            <w:tcW w:type="dxa" w:w="1872"/>
+          </w:tcPr>
+          <w:p>
+            <w:r>
+              <w:rPr>
+                <w:sz w:val="18"/>
+              </w:rPr>
+            </w:r>
+            <w:r>
+              <w:rPr>
+                <w:sz w:val="18"/>
+              </w:rPr>
+              <w:t>6 members, 40-step DDIM</w:t>
+            </w:r>
+          </w:p>
+        </w:tc>
+        <w:tc>
+          <w:tcPr>
+            <w:tcW w:type="dxa" w:w="1872"/>
+          </w:tcPr>
+          <w:p>
+            <w:r>
+              <w:rPr>
+                <w:sz w:val="18"/>
+              </w:rPr>
+            </w:r>
+            <w:r>
+              <w:rPr>
+                <w:sz w:val="18"/>
+              </w:rPr>
+              <w:t>family baseline</w:t>
+            </w:r>
+          </w:p>
+        </w:tc>
+      </w:tr>
+      <w:tr>
+        <w:tc>
+          <w:tcPr>
+            <w:tcW w:type="dxa" w:w="1872"/>
+          </w:tcPr>
+          <w:p>
+            <w:r>
+              <w:rPr>
+                <w:sz w:val="18"/>
+              </w:rPr>
+            </w:r>
+            <w:r>
+              <w:rPr>
+                <w:b/>
+                <w:sz w:val="18"/>
+              </w:rPr>
+              <w:t>E</w:t>
+            </w:r>
+          </w:p>
+        </w:tc>
+        <w:tc>
+          <w:tcPr>
+            <w:tcW w:type="dxa" w:w="1872"/>
+          </w:tcPr>
+          <w:p>
+            <w:r>
+              <w:rPr>
+                <w:sz w:val="18"/>
+              </w:rPr>
+            </w:r>
+            <w:r>
+              <w:rPr>
+                <w:sz w:val="18"/>
+              </w:rPr>
+              <w:t>CNN + texture penalty</w:t>
+            </w:r>
+          </w:p>
+        </w:tc>
+        <w:tc>
+          <w:tcPr>
+            <w:tcW w:type="dxa" w:w="1872"/>
+          </w:tcPr>
+          <w:p>
+            <w:r>
+              <w:rPr>
+                <w:sz w:val="18"/>
+              </w:rPr>
+            </w:r>
+            <w:r>
+              <w:rPr>
+                <w:sz w:val="18"/>
+              </w:rPr>
+              <w:t>CNN with the spectral penalty and heavy-cell weighting</w:t>
+            </w:r>
+          </w:p>
+        </w:tc>
+        <w:tc>
+          <w:tcPr>
+            <w:tcW w:type="dxa" w:w="1872"/>
+          </w:tcPr>
+          <w:p>
+            <w:r>
+              <w:rPr>
+                <w:sz w:val="18"/>
+              </w:rPr>
+            </w:r>
+            <w:r>
+              <w:rPr>
+                <w:i/>
+                <w:sz w:val="18"/>
+              </w:rPr>
+              <w:t>w</w:t>
+            </w:r>
+            <w:r>
+              <w:rPr>
+                <w:sz w:val="18"/>
+              </w:rPr>
+              <w:t xml:space="preserve"> = 0.01, cut 10 km, patch 96, heavy ×3</w:t>
+            </w:r>
+          </w:p>
+        </w:tc>
+        <w:tc>
+          <w:tcPr>
+            <w:tcW w:type="dxa" w:w="1872"/>
+          </w:tcPr>
+          <w:p>
+            <w:r>
+              <w:rPr>
+                <w:sz w:val="18"/>
+              </w:rPr>
+            </w:r>
+            <w:r>
+              <w:rPr>
+                <w:sz w:val="18"/>
+              </w:rPr>
+              <w:t>shipped 12 Oct 2026, superseded the next day</w:t>
+            </w:r>
+          </w:p>
+        </w:tc>
+      </w:tr>
+      <w:tr>
+        <w:tc>
+          <w:tcPr>
+            <w:tcW w:type="dxa" w:w="1872"/>
+          </w:tcPr>
+          <w:p>
+            <w:r>
+              <w:rPr>
+                <w:sz w:val="18"/>
+              </w:rPr>
+            </w:r>
+            <w:r>
+              <w:rPr>
+                <w:b/>
+                <w:sz w:val="18"/>
+              </w:rPr>
+              <w:t>M1</w:t>
+            </w:r>
+          </w:p>
+        </w:tc>
+        <w:tc>
+          <w:tcPr>
+            <w:tcW w:type="dxa" w:w="1872"/>
+          </w:tcPr>
+          <w:p>
+            <w:r>
+              <w:rPr>
+                <w:sz w:val="18"/>
+              </w:rPr>
+            </w:r>
+            <w:r>
+              <w:rPr>
+                <w:sz w:val="18"/>
+              </w:rPr>
+              <w:t>CNN + texture penalty</w:t>
+            </w:r>
+          </w:p>
+        </w:tc>
+        <w:tc>
+          <w:tcPr>
+            <w:tcW w:type="dxa" w:w="1872"/>
+          </w:tcPr>
+          <w:p>
+            <w:r>
+              <w:rPr>
+                <w:sz w:val="18"/>
+              </w:rPr>
+            </w:r>
+            <w:r>
+              <w:rPr>
+                <w:b/>
+                <w:sz w:val="18"/>
+              </w:rPr>
+              <w:t>E with three changes</w:t>
+            </w:r>
+            <w:r>
+              <w:rPr>
+                <w:sz w:val="18"/>
+              </w:rPr>
+              <w:t>: penalty across the whole spectrum, 192 km patch, and the unsmoothed coarse field as an extra input</w:t>
+            </w:r>
+          </w:p>
+        </w:tc>
+        <w:tc>
+          <w:tcPr>
+            <w:tcW w:type="dxa" w:w="1872"/>
+          </w:tcPr>
+          <w:p>
+            <w:r>
+              <w:rPr>
+                <w:sz w:val="18"/>
+              </w:rPr>
+            </w:r>
+            <w:r>
+              <w:rPr>
+                <w:i/>
+                <w:sz w:val="18"/>
+              </w:rPr>
+              <w:t>w</w:t>
+            </w:r>
+            <w:r>
+              <w:rPr>
+                <w:sz w:val="18"/>
+              </w:rPr>
+              <w:t xml:space="preserve"> = 0.01, cut 96 km, patch 192, heavy ×3, </w:t>
+            </w:r>
+            <w:r>
+              <w:rPr>
+                <w:rFonts w:ascii="Consolas" w:hAnsi="Consolas"/>
+                <w:color w:val="B03030"/>
+                <w:sz w:val="18"/>
+              </w:rPr>
+              <w:t>--nearest-channel</w:t>
+            </w:r>
+          </w:p>
+        </w:tc>
+        <w:tc>
+          <w:tcPr>
+            <w:tcW w:type="dxa" w:w="1872"/>
+          </w:tcPr>
+          <w:p>
+            <w:r>
+              <w:rPr>
+                <w:sz w:val="18"/>
+              </w:rPr>
+            </w:r>
+            <w:r>
+              <w:rPr>
+                <w:b/>
+                <w:sz w:val="18"/>
+              </w:rPr>
+              <w:t>the product currently shipped and shown in §3</w:t>
+            </w:r>
+          </w:p>
+        </w:tc>
+      </w:tr>
+    </w:tbl>
+    <w:p/>
+    <w:p>
+      <w:r>
+        <w:t xml:space="preserve">The headline table in §3 labels the shipped product </w:t>
+      </w:r>
+      <w:r>
+        <w:rPr>
+          <w:i/>
+        </w:rPr>
+        <w:t>CNN + texture penalty</w:t>
+      </w:r>
+      <w:r>
+        <w:t xml:space="preserve">, which is what it is from a user's point of view; </w:t>
+      </w:r>
+      <w:r>
+        <w:rPr>
+          <w:b/>
+        </w:rPr>
+        <w:t>M1</w:t>
+      </w:r>
+      <w:r>
+        <w:t xml:space="preserve"> is the same model and is the name used wherever a specific configuration has to be distinguished from its neighbours.</w:t>
+      </w:r>
+    </w:p>
+    <w:p>
+      <w:r>
+        <w:t xml:space="preserve">Intermediate configurations — S1, S2, S3, P2, P3, P4, M2, W3, W10 — appear in </w:t>
+      </w:r>
+      <w:r>
+        <w:rPr>
+          <w:rFonts w:ascii="Consolas" w:hAnsi="Consolas"/>
+          <w:color w:val="B03030"/>
+          <w:sz w:val="18"/>
+        </w:rPr>
+        <w:t>RESEARCH_PAPER.md</w:t>
+      </w:r>
+      <w:r>
+        <w:t xml:space="preserve"> §4.9.2, which records the eleven-arm sequence that produced M1. They are not referred to in this document except where §8b names one.</w:t>
+      </w:r>
+    </w:p>
     <w:p>
       <w:pPr>
         <w:pStyle w:val="Heading3"/>
